--- a/docs/Financial-Aid-AgentCore-Regulatory-Adherence.docx
+++ b/docs/Financial-Aid-AgentCore-Regulatory-Adherence.docx
@@ -801,7 +801,7 @@
                 <w:sz w:val="19"/>
                 <w:szCs w:val="19"/>
               </w:rPr>
-              <w:t xml:space="preserve">assess_aid computes an estimated Pell award deterministically from the Student Aid Index and cost of attendance, prorated by enrollment intensity — a transparent, reproducible basis.</w:t>
+              <w:t xml:space="preserve">assess_aid computes an estimated Pell award deterministically from the Student Aid Index and cost of attendance, prorated by enrollment intensity, using the AUTHORITATIVE 2026-27 Pell figures (max $7,395 / min $740, FSA DCL 2026-01-30). The cost of attendance is fetched LIVE from the U.S. Dept of Education College Scorecard API (lookup_coa), and its provenance is stamped into the determination — a real, cited, reproducible basis.</w:t>
             </w:r>
           </w:p>
         </w:tc>
@@ -839,7 +839,7 @@
                 <w:sz w:val="19"/>
                 <w:szCs w:val="19"/>
               </w:rPr>
-              <w:t xml:space="preserve">the authoritative award year figures and packaging rules.</w:t>
+              <w:t xml:space="preserve">packaging rules; a free api.data.gov key for College Scorecard.</w:t>
             </w:r>
           </w:p>
         </w:tc>
@@ -939,7 +939,7 @@
                 <w:sz w:val="19"/>
                 <w:szCs w:val="19"/>
               </w:rPr>
-              <w:t xml:space="preserve">Verification</w:t>
+              <w:t xml:space="preserve">Verification (34 CFR 668.51-.61)</w:t>
             </w:r>
           </w:p>
         </w:tc>
@@ -963,7 +963,7 @@
                 <w:sz w:val="19"/>
                 <w:szCs w:val="19"/>
               </w:rPr>
-              <w:t xml:space="preserve">The verification track (STANDARD vs VERIFICATION_HOLD) is returned so selected applications are held pending documentation before award.</w:t>
+              <w:t xml:space="preserve">verify_documents tracks required vs received documents and returns a HOLD while verification is PENDING — no disbursement until it clears. assess_aid also returns the verification track.</w:t>
             </w:r>
           </w:p>
         </w:tc>
@@ -987,7 +987,7 @@
                 <w:sz w:val="19"/>
                 <w:szCs w:val="19"/>
               </w:rPr>
-              <w:t xml:space="preserve">The verification flag handling; institution owns its verification procedures.</w:t>
+              <w:t xml:space="preserve">The document checklist; institution owns its verification procedures and reconciliation.</w:t>
             </w:r>
           </w:p>
         </w:tc>
@@ -1013,7 +1013,7 @@
                 <w:sz w:val="19"/>
                 <w:szCs w:val="19"/>
               </w:rPr>
-              <w:t xml:space="preserve">A defensible, reproducible determination</w:t>
+              <w:t xml:space="preserve">Professional judgment (HEA 479A)</w:t>
             </w:r>
           </w:p>
         </w:tc>
@@ -1037,7 +1037,7 @@
                 <w:sz w:val="19"/>
                 <w:szCs w:val="19"/>
               </w:rPr>
-              <w:t xml:space="preserve">assess_aid is a deterministic rules engine (no model) with the stated Pell/SAP basis, so an aid officer can defend it on appeal.</w:t>
+              <w:t xml:space="preserve">record_professional_judgment PREPARES a documented PJ recommendation — it REQUIRES a written rationale and returns a record a DIFFERENT senior aid officer must approve. commit_professional_judgment is forbidden to the agent (no_self_professional_judgment); a PJ is a senior-human decision.</w:t>
             </w:r>
           </w:p>
         </w:tc>
@@ -1061,7 +1061,7 @@
                 <w:sz w:val="19"/>
                 <w:szCs w:val="19"/>
               </w:rPr>
-              <w:t xml:space="preserve">The auditable determination basis; institution owns the authoritative rules.</w:t>
+              <w:t xml:space="preserve">The senior-approval workflow and the documented rationale for the file.</w:t>
             </w:r>
           </w:p>
         </w:tc>
@@ -1087,7 +1087,7 @@
                 <w:sz w:val="19"/>
                 <w:szCs w:val="19"/>
               </w:rPr>
-              <w:t xml:space="preserve">An auditable award trail</w:t>
+              <w:t xml:space="preserve">A defensible, reproducible determination</w:t>
             </w:r>
           </w:p>
         </w:tc>
@@ -1111,7 +1111,7 @@
                 <w:sz w:val="19"/>
                 <w:szCs w:val="19"/>
               </w:rPr>
-              <w:t xml:space="preserve">Append-only DynamoDB ledger plus an S3 Object Lock (WORM) copy of each decision; the writing principal is denied delete, update, and retention bypass.</w:t>
+              <w:t xml:space="preserve">assess_aid is a deterministic rules engine (no model) with the stated Pell/SAP basis, so an aid officer can defend it on appeal.</w:t>
             </w:r>
           </w:p>
         </w:tc>
@@ -1135,7 +1135,7 @@
                 <w:sz w:val="19"/>
                 <w:szCs w:val="19"/>
               </w:rPr>
-              <w:t xml:space="preserve">Object Lock configuration; IAM deny policy. Institution sets the retention period.</w:t>
+              <w:t xml:space="preserve">The auditable determination basis; institution owns the authoritative rules.</w:t>
             </w:r>
           </w:p>
         </w:tc>
@@ -1161,7 +1161,7 @@
                 <w:sz w:val="19"/>
                 <w:szCs w:val="19"/>
               </w:rPr>
-              <w:t xml:space="preserve">The determination is made by a qualified official</w:t>
+              <w:t xml:space="preserve">An auditable award trail</w:t>
             </w:r>
           </w:p>
         </w:tc>
@@ -1185,7 +1185,7 @@
                 <w:sz w:val="19"/>
                 <w:szCs w:val="19"/>
               </w:rPr>
-              <w:t xml:space="preserve">The commit is performed by an aid officer at the human sign-off gate; the agent cannot finalize (Cedar no-self-commit).</w:t>
+              <w:t xml:space="preserve">Append-only DynamoDB ledger plus an S3 Object Lock (WORM) copy of each decision (including the COA source and any PJ record); the writing principal is denied delete, update, and retention bypass.</w:t>
             </w:r>
           </w:p>
         </w:tc>
@@ -1193,6 +1193,80 @@
           <w:tcPr>
             <w:tcW w:type="dxa" w:w="3700"/>
             <w:shd w:fill="F4F8FA" w:val="clear"/>
+            <w:tcMar>
+              <w:top w:type="dxa" w:w="60"/>
+              <w:left w:type="dxa" w:w="110"/>
+              <w:bottom w:type="dxa" w:w="60"/>
+              <w:right w:type="dxa" w:w="110"/>
+            </w:tcMar>
+          </w:tcPr>
+          <w:p>
+            <w:pPr>
+              <w:spacing w:after="0" w:line="250"/>
+            </w:pPr>
+            <w:r>
+              <w:rPr>
+                <w:sz w:val="19"/>
+                <w:szCs w:val="19"/>
+              </w:rPr>
+              <w:t xml:space="preserve">Object Lock configuration; IAM deny policy. Institution sets the retention period.</w:t>
+            </w:r>
+          </w:p>
+        </w:tc>
+      </w:tr>
+      <w:tr>
+        <w:tc>
+          <w:tcPr>
+            <w:tcW w:type="dxa" w:w="2650"/>
+            <w:shd w:fill="FFFFFF" w:val="clear"/>
+            <w:tcMar>
+              <w:top w:type="dxa" w:w="60"/>
+              <w:left w:type="dxa" w:w="110"/>
+              <w:bottom w:type="dxa" w:w="60"/>
+              <w:right w:type="dxa" w:w="110"/>
+            </w:tcMar>
+          </w:tcPr>
+          <w:p>
+            <w:pPr>
+              <w:spacing w:after="0" w:line="250"/>
+            </w:pPr>
+            <w:r>
+              <w:rPr>
+                <w:sz w:val="19"/>
+                <w:szCs w:val="19"/>
+              </w:rPr>
+              <w:t xml:space="preserve">The determination is made by a qualified official</w:t>
+            </w:r>
+          </w:p>
+        </w:tc>
+        <w:tc>
+          <w:tcPr>
+            <w:tcW w:type="dxa" w:w="4090"/>
+            <w:shd w:fill="FFFFFF" w:val="clear"/>
+            <w:tcMar>
+              <w:top w:type="dxa" w:w="60"/>
+              <w:left w:type="dxa" w:w="110"/>
+              <w:bottom w:type="dxa" w:w="60"/>
+              <w:right w:type="dxa" w:w="110"/>
+            </w:tcMar>
+          </w:tcPr>
+          <w:p>
+            <w:pPr>
+              <w:spacing w:after="0" w:line="250"/>
+            </w:pPr>
+            <w:r>
+              <w:rPr>
+                <w:sz w:val="19"/>
+                <w:szCs w:val="19"/>
+              </w:rPr>
+              <w:t xml:space="preserve">The commit is performed by an aid officer at the human sign-off gate; the agent cannot finalize (Cedar no-self-commit).</w:t>
+            </w:r>
+          </w:p>
+        </w:tc>
+        <w:tc>
+          <w:tcPr>
+            <w:tcW w:type="dxa" w:w="3700"/>
+            <w:shd w:fill="FFFFFF" w:val="clear"/>
             <w:tcMar>
               <w:top w:type="dxa" w:w="60"/>
               <w:left w:type="dxa" w:w="110"/>
@@ -2201,7 +2275,7 @@
                 <w:sz w:val="19"/>
                 <w:szCs w:val="19"/>
               </w:rPr>
-              <w:t xml:space="preserve">Reproducible, manifest-driven infrastructure-as-code and a 21-check governance test harness that runs in enforcement mode.</w:t>
+              <w:t xml:space="preserve">Reproducible, manifest-driven infrastructure-as-code and a 31-check governance test harness that runs in enforcement mode.</w:t>
             </w:r>
           </w:p>
         </w:tc>
@@ -2770,7 +2844,7 @@
                 <w:sz w:val="19"/>
                 <w:szCs w:val="19"/>
               </w:rPr>
-              <w:t xml:space="preserve">Reproducible IaC + the 21-check governance harness</w:t>
+              <w:t xml:space="preserve">Reproducible IaC + the 31-check governance harness</w:t>
             </w:r>
           </w:p>
         </w:tc>

--- a/docs/Financial-Aid-AgentCore-Regulatory-Adherence.docx
+++ b/docs/Financial-Aid-AgentCore-Regulatory-Adherence.docx
@@ -2275,7 +2275,7 @@
                 <w:sz w:val="19"/>
                 <w:szCs w:val="19"/>
               </w:rPr>
-              <w:t xml:space="preserve">Reproducible, manifest-driven infrastructure-as-code and a 31-check governance test harness that runs in enforcement mode.</w:t>
+              <w:t xml:space="preserve">Reproducible, manifest-driven infrastructure-as-code and a 32-check governance test harness that runs in enforcement mode.</w:t>
             </w:r>
           </w:p>
         </w:tc>
@@ -2844,7 +2844,7 @@
                 <w:sz w:val="19"/>
                 <w:szCs w:val="19"/>
               </w:rPr>
-              <w:t xml:space="preserve">Reproducible IaC + the 31-check governance harness</w:t>
+              <w:t xml:space="preserve">Reproducible IaC + the 32-check governance harness</w:t>
             </w:r>
           </w:p>
         </w:tc>

--- a/docs/Financial-Aid-AgentCore-Regulatory-Adherence.docx
+++ b/docs/Financial-Aid-AgentCore-Regulatory-Adherence.docx
@@ -2275,7 +2275,7 @@
                 <w:sz w:val="19"/>
                 <w:szCs w:val="19"/>
               </w:rPr>
-              <w:t xml:space="preserve">Reproducible, manifest-driven infrastructure-as-code and a 32-check governance test harness that runs in enforcement mode.</w:t>
+              <w:t xml:space="preserve">Reproducible, manifest-driven infrastructure-as-code and a 137-test automated suite gating every change in CI plus a captured clean-account live validation run (evidence/EP1-VALIDATION.md).</w:t>
             </w:r>
           </w:p>
         </w:tc>
@@ -2844,7 +2844,7 @@
                 <w:sz w:val="19"/>
                 <w:szCs w:val="19"/>
               </w:rPr>
-              <w:t xml:space="preserve">Reproducible IaC + the 32-check governance harness</w:t>
+              <w:t xml:space="preserve">Reproducible CDK IaC + the automated test suite + captured EP1 validation evidence</w:t>
             </w:r>
           </w:p>
         </w:tc>

--- a/docs/Financial-Aid-AgentCore-Regulatory-Adherence.docx
+++ b/docs/Financial-Aid-AgentCore-Regulatory-Adherence.docx
@@ -2275,7 +2275,7 @@
                 <w:sz w:val="19"/>
                 <w:szCs w:val="19"/>
               </w:rPr>
-              <w:t xml:space="preserve">Reproducible, manifest-driven infrastructure-as-code and a 137-test automated suite gating every change in CI plus a captured clean-account live validation run (evidence/EP1-VALIDATION.md).</w:t>
+              <w:t xml:space="preserve">Reproducible, manifest-driven infrastructure-as-code and a 150-test automated suite gating every change in CI plus a captured clean-account live validation run (evidence/EP1-VALIDATION.md).</w:t>
             </w:r>
           </w:p>
         </w:tc>

--- a/docs/Financial-Aid-AgentCore-Regulatory-Adherence.docx
+++ b/docs/Financial-Aid-AgentCore-Regulatory-Adherence.docx
@@ -2275,7 +2275,7 @@
                 <w:sz w:val="19"/>
                 <w:szCs w:val="19"/>
               </w:rPr>
-              <w:t xml:space="preserve">Reproducible, manifest-driven infrastructure-as-code and a 150-test automated suite gating every change in CI plus a captured clean-account live validation run (evidence/EP1-VALIDATION.md).</w:t>
+              <w:t xml:space="preserve">Reproducible, manifest-driven infrastructure-as-code and a 175-test automated suite gating every change in CI plus a captured clean-account live validation run (evidence/EP1-VALIDATION.md).</w:t>
             </w:r>
           </w:p>
         </w:tc>

--- a/docs/Financial-Aid-AgentCore-Regulatory-Adherence.docx
+++ b/docs/Financial-Aid-AgentCore-Regulatory-Adherence.docx
@@ -2275,7 +2275,7 @@
                 <w:sz w:val="19"/>
                 <w:szCs w:val="19"/>
               </w:rPr>
-              <w:t xml:space="preserve">Reproducible, manifest-driven infrastructure-as-code and a 175-test automated suite gating every change in CI plus a captured clean-account live validation run (evidence/EP1-VALIDATION.md).</w:t>
+              <w:t xml:space="preserve">Reproducible, manifest-driven infrastructure-as-code and a 337-test automated suite gating every change in CI plus a captured clean-account live validation run (evidence/EP1-VALIDATION.md).</w:t>
             </w:r>
           </w:p>
         </w:tc>
